--- a/manuscript/submission/Manuscript_Audit_JCBC.docx
+++ b/manuscript/submission/Manuscript_Audit_JCBC.docx
@@ -2199,7 +2199,7 @@
       </w:r>
       <w:r>
         <w:rPr/>
-        <w:t>, but in none of them were both dopants still three-coordinate and bonded only to nitrogen, as substitution requires. Ranking by energy alone would have selected a structure that is no longer the doped material; the bond census of the carrier has to accompany the energy.</w:t>
+        <w:t>, but none of them was the doped material: in 17 of them phosphorus had become four-coordinate, and in the other 2 the lattice had formed an N–N bond. Ranking by energy alone would have selected a structure that is no longer the doped material; the bond census of the carrier has to accompany the energy.</w:t>
       </w:r>
     </w:p>
     <w:p>

--- a/manuscript/submission/Manuscript_Audit_JCBC.docx
+++ b/manuscript/submission/Manuscript_Audit_JCBC.docx
@@ -221,7 +221,7 @@
         <w:rPr>
           <w:vertAlign w:val="superscript"/>
         </w:rPr>
-        <w:t>1–5</w:t>
+        <w:t>1–4</w:t>
       </w:r>
       <w:r>
         <w:rPr/>
@@ -231,7 +231,7 @@
         <w:rPr>
           <w:vertAlign w:val="superscript"/>
         </w:rPr>
-        <w:t>6</w:t>
+        <w:t>5</w:t>
       </w:r>
       <w:r>
         <w:rPr/>
@@ -241,7 +241,7 @@
         <w:rPr>
           <w:vertAlign w:val="superscript"/>
         </w:rPr>
-        <w:t>7,8</w:t>
+        <w:t>6,7</w:t>
       </w:r>
       <w:r>
         <w:rPr/>
@@ -251,7 +251,7 @@
         <w:rPr>
           <w:vertAlign w:val="superscript"/>
         </w:rPr>
-        <w:t>9–13</w:t>
+        <w:t>8–12</w:t>
       </w:r>
       <w:r>
         <w:rPr/>
@@ -261,7 +261,7 @@
         <w:rPr>
           <w:vertAlign w:val="superscript"/>
         </w:rPr>
-        <w:t>14</w:t>
+        <w:t>13</w:t>
       </w:r>
       <w:r>
         <w:rPr/>
@@ -281,7 +281,7 @@
         <w:rPr>
           <w:vertAlign w:val="superscript"/>
         </w:rPr>
-        <w:t>15–17</w:t>
+        <w:t>14–16</w:t>
       </w:r>
       <w:r>
         <w:rPr/>
@@ -291,7 +291,7 @@
         <w:rPr>
           <w:vertAlign w:val="superscript"/>
         </w:rPr>
-        <w:t>18,19</w:t>
+        <w:t>17,18</w:t>
       </w:r>
       <w:r>
         <w:rPr/>
@@ -301,7 +301,7 @@
         <w:rPr>
           <w:vertAlign w:val="superscript"/>
         </w:rPr>
-        <w:t>20</w:t>
+        <w:t>19</w:t>
       </w:r>
       <w:r>
         <w:rPr/>
@@ -461,7 +461,7 @@
         <w:rPr>
           <w:vertAlign w:val="superscript"/>
         </w:rPr>
-        <w:t>21–25</w:t>
+        <w:t>20–24</w:t>
       </w:r>
       <w:r>
         <w:rPr/>
@@ -662,7 +662,7 @@
         <w:rPr>
           <w:vertAlign w:val="superscript"/>
         </w:rPr>
-        <w:t>26</w:t>
+        <w:t>25</w:t>
       </w:r>
       <w:r>
         <w:rPr/>
@@ -800,7 +800,7 @@
         <w:rPr>
           <w:vertAlign w:val="superscript"/>
         </w:rPr>
-        <w:t>6</w:t>
+        <w:t>5</w:t>
       </w:r>
       <w:r>
         <w:rPr/>
@@ -810,7 +810,7 @@
         <w:rPr>
           <w:vertAlign w:val="superscript"/>
         </w:rPr>
-        <w:t>27</w:t>
+        <w:t>26</w:t>
       </w:r>
       <w:r>
         <w:rPr/>
@@ -836,7 +836,7 @@
         <w:rPr>
           <w:vertAlign w:val="superscript"/>
         </w:rPr>
-        <w:t>28</w:t>
+        <w:t>27</w:t>
       </w:r>
       <w:r>
         <w:rPr/>
@@ -894,7 +894,7 @@
         <w:rPr>
           <w:vertAlign w:val="superscript"/>
         </w:rPr>
-        <w:t>29</w:t>
+        <w:t>28</w:t>
       </w:r>
       <w:r>
         <w:rPr/>
@@ -904,7 +904,7 @@
         <w:rPr>
           <w:vertAlign w:val="superscript"/>
         </w:rPr>
-        <w:t>12</w:t>
+        <w:t>11</w:t>
       </w:r>
       <w:r>
         <w:rPr/>
@@ -914,7 +914,7 @@
         <w:rPr>
           <w:vertAlign w:val="superscript"/>
         </w:rPr>
-        <w:t>9,10</w:t>
+        <w:t>8,9</w:t>
       </w:r>
       <w:r>
         <w:rPr/>
@@ -943,7 +943,7 @@
         <w:rPr>
           <w:vertAlign w:val="superscript"/>
         </w:rPr>
-        <w:t>8</w:t>
+        <w:t>7</w:t>
       </w:r>
       <w:r>
         <w:rPr/>
@@ -953,7 +953,7 @@
         <w:rPr>
           <w:vertAlign w:val="superscript"/>
         </w:rPr>
-        <w:t>30</w:t>
+        <w:t>29</w:t>
       </w:r>
       <w:r>
         <w:rPr/>
@@ -963,7 +963,7 @@
         <w:rPr>
           <w:vertAlign w:val="superscript"/>
         </w:rPr>
-        <w:t>31</w:t>
+        <w:t>30</w:t>
       </w:r>
       <w:r>
         <w:rPr/>
@@ -973,7 +973,7 @@
         <w:rPr>
           <w:vertAlign w:val="superscript"/>
         </w:rPr>
-        <w:t>32</w:t>
+        <w:t>31</w:t>
       </w:r>
       <w:r>
         <w:rPr/>
@@ -1710,7 +1710,7 @@
         <w:rPr>
           <w:vertAlign w:val="superscript"/>
         </w:rPr>
-        <w:t>15,17</w:t>
+        <w:t>14,16</w:t>
       </w:r>
       <w:r>
         <w:rPr/>
@@ -1759,7 +1759,7 @@
         <w:rPr>
           <w:vertAlign w:val="superscript"/>
         </w:rPr>
-        <w:t>5</w:t>
+        <w:t>32</w:t>
       </w:r>
       <w:r>
         <w:rPr/>
@@ -1815,7 +1815,7 @@
         <w:rPr>
           <w:vertAlign w:val="superscript"/>
         </w:rPr>
-        <w:t>1</w:t>
+        <w:t>33</w:t>
       </w:r>
       <w:r>
         <w:rPr/>
@@ -2095,7 +2095,7 @@
         <w:rPr>
           <w:vertAlign w:val="superscript"/>
         </w:rPr>
-        <w:t>24</w:t>
+        <w:t>23</w:t>
       </w:r>
       <w:r>
         <w:rPr/>
@@ -2105,7 +2105,7 @@
         <w:rPr>
           <w:vertAlign w:val="superscript"/>
         </w:rPr>
-        <w:t>3,4</w:t>
+        <w:t>34,35</w:t>
       </w:r>
       <w:r>
         <w:rPr/>
@@ -2358,7 +2358,7 @@
         <w:rPr>
           <w:vertAlign w:val="superscript"/>
         </w:rPr>
-        <w:t>33</w:t>
+        <w:t>36</w:t>
       </w:r>
       <w:r>
         <w:rPr/>
@@ -2368,7 +2368,7 @@
         <w:rPr>
           <w:vertAlign w:val="superscript"/>
         </w:rPr>
-        <w:t>6,27</w:t>
+        <w:t>5,26</w:t>
       </w:r>
       <w:r>
         <w:rPr/>
@@ -2501,7 +2501,7 @@
         <w:rPr>
           <w:vertAlign w:val="superscript"/>
         </w:rPr>
-        <w:t>34</w:t>
+        <w:t>37</w:t>
       </w:r>
       <w:r>
         <w:rPr/>
@@ -2511,7 +2511,7 @@
         <w:rPr>
           <w:vertAlign w:val="superscript"/>
         </w:rPr>
-        <w:t>35</w:t>
+        <w:t>38</w:t>
       </w:r>
       <w:r>
         <w:rPr/>
@@ -2531,7 +2531,7 @@
         <w:rPr>
           <w:vertAlign w:val="superscript"/>
         </w:rPr>
-        <w:t>18,19</w:t>
+        <w:t>17,18</w:t>
       </w:r>
       <w:r>
         <w:rPr/>
@@ -3649,14 +3649,14 @@
         <w:rPr>
           <w:sz w:val="20"/>
         </w:rPr>
-        <w:t xml:space="preserve">(1) Kroke, E.; Schwarz, M.; Horath-Bordon, E.; Kroll, P.; Noll, B.; Norman, A. D. Tri-s-triazine derivatives. Part I. From trichloro-tri-s-triazine to graphitic C3N4 structures. </w:t>
+        <w:t xml:space="preserve">(1) Pourmadadi, M.; Rahmani, E.; Eshaghi, M. M.; Shamsabadipour, A.; Ghotekar, S.; Rahdar, A.; Romanholo Ferreira, L. F. Graphitic carbon nitride (g-C3N4) synthesis methods, surface functionalization, and drug delivery applications: A review. </w:t>
       </w:r>
       <w:r>
         <w:rPr>
           <w:i/>
           <w:sz w:val="20"/>
         </w:rPr>
-        <w:t>New J. Chem.</w:t>
+        <w:t>J. Drug Delivery Sci. Technol.</w:t>
       </w:r>
       <w:r>
         <w:rPr>
@@ -3669,7 +3669,7 @@
           <w:b/>
           <w:sz w:val="20"/>
         </w:rPr>
-        <w:t>2002</w:t>
+        <w:t>2023</w:t>
       </w:r>
       <w:r>
         <w:rPr>
@@ -3682,13 +3682,13 @@
           <w:i/>
           <w:sz w:val="20"/>
         </w:rPr>
-        <w:t>26</w:t>
+        <w:t>79</w:t>
       </w:r>
       <w:r>
         <w:rPr>
           <w:sz w:val="20"/>
         </w:rPr>
-        <w:t>, 508–512. https://doi.org/10.1039/b111062b</w:t>
+        <w:t>, 104001. https://doi.org/10.1016/j.jddst.2022.104001</w:t>
       </w:r>
     </w:p>
     <w:p>
@@ -3700,14 +3700,14 @@
         <w:rPr>
           <w:sz w:val="20"/>
         </w:rPr>
-        <w:t xml:space="preserve">(2) Naguib, M.; Kurtoglu, M.; Presser, V.; Lu, J.; Niu, J.; Heon, M.; Hultman, L.; Gogotsi, Y.; Barsoum, M. W. Two-Dimensional Nanocrystals Produced by Exfoliation of Ti3AlC2. </w:t>
+        <w:t xml:space="preserve">(2) Huang, K.; Li, Z.; Lin, J.; Han, G.; Huang, P. Two-dimensional transition metal carbides and nitrides (MXenes) for biomedical applications. </w:t>
       </w:r>
       <w:r>
         <w:rPr>
           <w:i/>
           <w:sz w:val="20"/>
         </w:rPr>
-        <w:t>Adv. Mater.</w:t>
+        <w:t>Chem. Soc. Rev.</w:t>
       </w:r>
       <w:r>
         <w:rPr>
@@ -3720,7 +3720,7 @@
           <w:b/>
           <w:sz w:val="20"/>
         </w:rPr>
-        <w:t>2011</w:t>
+        <w:t>2018</w:t>
       </w:r>
       <w:r>
         <w:rPr>
@@ -3733,13 +3733,13 @@
           <w:i/>
           <w:sz w:val="20"/>
         </w:rPr>
-        <w:t>23</w:t>
+        <w:t>47</w:t>
       </w:r>
       <w:r>
         <w:rPr>
           <w:sz w:val="20"/>
         </w:rPr>
-        <w:t>, 4248–4253. https://doi.org/10.1002/adma.201102306</w:t>
+        <w:t>, 5109–5124. https://doi.org/10.1039/c7cs00838d</w:t>
       </w:r>
     </w:p>
     <w:p>
@@ -3751,14 +3751,14 @@
         <w:rPr>
           <w:sz w:val="20"/>
         </w:rPr>
-        <w:t xml:space="preserve">(3) Mannix, A. J.; Zhou, X.-F.; Kiraly, B.; Wood, J. D.; Alducin, D.; Myers, B. D.; Liu, X.; Fisher, B. L.; Santiago, U.; Guest, J. R.; Yacaman, M. J.; Ponce, A.; Oganov, A. R.; Hersam, M. C.; Guisinger, N. P. Synthesis of borophenes: Anisotropic, two-dimensional boron polymorphs. </w:t>
+        <w:t xml:space="preserve">(3) Li, W.; Zhao, T. Borophene as an carrier for mercaptopurine drug: electronic study via density‐functional theory computations. </w:t>
       </w:r>
       <w:r>
         <w:rPr>
           <w:i/>
           <w:sz w:val="20"/>
         </w:rPr>
-        <w:t>Science</w:t>
+        <w:t>J. Mol. Model.</w:t>
       </w:r>
       <w:r>
         <w:rPr>
@@ -3771,7 +3771,7 @@
           <w:b/>
           <w:sz w:val="20"/>
         </w:rPr>
-        <w:t>2015</w:t>
+        <w:t>2023</w:t>
       </w:r>
       <w:r>
         <w:rPr>
@@ -3784,13 +3784,13 @@
           <w:i/>
           <w:sz w:val="20"/>
         </w:rPr>
-        <w:t>350</w:t>
+        <w:t>29</w:t>
       </w:r>
       <w:r>
         <w:rPr>
           <w:sz w:val="20"/>
         </w:rPr>
-        <w:t>, 1513–1516. https://doi.org/10.1126/science.aad1080</w:t>
+        <w:t>, 325. https://doi.org/10.1007/s00894-023-05724-z</w:t>
       </w:r>
     </w:p>
     <w:p>
@@ -3802,14 +3802,14 @@
         <w:rPr>
           <w:sz w:val="20"/>
         </w:rPr>
-        <w:t xml:space="preserve">(4) Feng, B.; Zhang, J.; Zhong, Q.; Li, W.; Li, S.; Li, H.; Cheng, P.; Meng, S.; Chen, L.; Wu, K. Experimental realization of two-dimensional boron sheets. </w:t>
+        <w:t xml:space="preserve">(4) Gholami, A.; Shakerzadeh, E.; Chigo Anota, E. Exploring the potential use of pristine and metal-encapsulated B36N36 fullerenes in delivery of β-lapachone anticancer drug: DFT approach. </w:t>
       </w:r>
       <w:r>
         <w:rPr>
           <w:i/>
           <w:sz w:val="20"/>
         </w:rPr>
-        <w:t>Nat. Chem.</w:t>
+        <w:t>Polyhedron</w:t>
       </w:r>
       <w:r>
         <w:rPr>
@@ -3822,7 +3822,7 @@
           <w:b/>
           <w:sz w:val="20"/>
         </w:rPr>
-        <w:t>2016</w:t>
+        <w:t>2023</w:t>
       </w:r>
       <w:r>
         <w:rPr>
@@ -3835,13 +3835,13 @@
           <w:i/>
           <w:sz w:val="20"/>
         </w:rPr>
-        <w:t>8</w:t>
+        <w:t>232</w:t>
       </w:r>
       <w:r>
         <w:rPr>
           <w:sz w:val="20"/>
         </w:rPr>
-        <w:t>, 563–568. https://doi.org/10.1038/nchem.2491</w:t>
+        <w:t>, 116295. https://doi.org/10.1016/j.poly.2023.116295</w:t>
       </w:r>
     </w:p>
     <w:p>
@@ -3853,14 +3853,14 @@
         <w:rPr>
           <w:sz w:val="20"/>
         </w:rPr>
-        <w:t xml:space="preserve">(5) Strout, D. L. Structure and Stability of Boron Nitrides: Isomers of B12N12. </w:t>
+        <w:t xml:space="preserve">(5) Bannwarth, C.; Ehlert, S.; Grimme, S. GFN2-xTB─An Accurate and Broadly Parametrized Self-Consistent Tight-Binding Quantum Chemical Method with Multipole Electrostatics and Density-Dependent Dispersion Contributions. </w:t>
       </w:r>
       <w:r>
         <w:rPr>
           <w:i/>
           <w:sz w:val="20"/>
         </w:rPr>
-        <w:t>J. Phys. Chem. A</w:t>
+        <w:t>J. Chem. Theory Comput.</w:t>
       </w:r>
       <w:r>
         <w:rPr>
@@ -3873,7 +3873,7 @@
           <w:b/>
           <w:sz w:val="20"/>
         </w:rPr>
-        <w:t>2000</w:t>
+        <w:t>2019</w:t>
       </w:r>
       <w:r>
         <w:rPr>
@@ -3886,13 +3886,13 @@
           <w:i/>
           <w:sz w:val="20"/>
         </w:rPr>
-        <w:t>104</w:t>
+        <w:t>15</w:t>
       </w:r>
       <w:r>
         <w:rPr>
           <w:sz w:val="20"/>
         </w:rPr>
-        <w:t>, 3364–3366. https://doi.org/10.1021/jp994129a</w:t>
+        <w:t>, 1652–1671. https://doi.org/10.1021/acs.jctc.8b01176</w:t>
       </w:r>
     </w:p>
     <w:p>
@@ -3904,14 +3904,14 @@
         <w:rPr>
           <w:sz w:val="20"/>
         </w:rPr>
-        <w:t xml:space="preserve">(6) Bannwarth, C.; Ehlert, S.; Grimme, S. GFN2-xTB─An Accurate and Broadly Parametrized Self-Consistent Tight-Binding Quantum Chemical Method with Multipole Electrostatics and Density-Dependent Dispersion Contributions. </w:t>
+        <w:t xml:space="preserve">(6) Trott, O.; Olson, A. J. AutoDock Vina: Improving the speed and accuracy of docking with a new scoring function, efficient optimization, and multithreading. </w:t>
       </w:r>
       <w:r>
         <w:rPr>
           <w:i/>
           <w:sz w:val="20"/>
         </w:rPr>
-        <w:t>J. Chem. Theory Comput.</w:t>
+        <w:t>J. Comput. Chem.</w:t>
       </w:r>
       <w:r>
         <w:rPr>
@@ -3924,7 +3924,7 @@
           <w:b/>
           <w:sz w:val="20"/>
         </w:rPr>
-        <w:t>2019</w:t>
+        <w:t>2010</w:t>
       </w:r>
       <w:r>
         <w:rPr>
@@ -3937,13 +3937,13 @@
           <w:i/>
           <w:sz w:val="20"/>
         </w:rPr>
-        <w:t>15</w:t>
+        <w:t>31</w:t>
       </w:r>
       <w:r>
         <w:rPr>
           <w:sz w:val="20"/>
         </w:rPr>
-        <w:t>, 1652–1671. https://doi.org/10.1021/acs.jctc.8b01176</w:t>
+        <w:t>, 455–461. https://doi.org/10.1002/jcc.21334</w:t>
       </w:r>
     </w:p>
     <w:p>
@@ -3955,14 +3955,14 @@
         <w:rPr>
           <w:sz w:val="20"/>
         </w:rPr>
-        <w:t xml:space="preserve">(7) Trott, O.; Olson, A. J. AutoDock Vina: Improving the speed and accuracy of docking with a new scoring function, efficient optimization, and multithreading. </w:t>
+        <w:t xml:space="preserve">(7) Eberhardt, J.; Santos-Martins, D.; Tillack, A. F.; Forli, S. AutoDock Vina 1.2.0: New Docking Methods, Expanded Force Field, and Python Bindings. </w:t>
       </w:r>
       <w:r>
         <w:rPr>
           <w:i/>
           <w:sz w:val="20"/>
         </w:rPr>
-        <w:t>J. Comput. Chem.</w:t>
+        <w:t>J. Chem. Inf. Model.</w:t>
       </w:r>
       <w:r>
         <w:rPr>
@@ -3975,7 +3975,7 @@
           <w:b/>
           <w:sz w:val="20"/>
         </w:rPr>
-        <w:t>2010</w:t>
+        <w:t>2021</w:t>
       </w:r>
       <w:r>
         <w:rPr>
@@ -3988,13 +3988,13 @@
           <w:i/>
           <w:sz w:val="20"/>
         </w:rPr>
-        <w:t>31</w:t>
+        <w:t>61</w:t>
       </w:r>
       <w:r>
         <w:rPr>
           <w:sz w:val="20"/>
         </w:rPr>
-        <w:t>, 455–461. https://doi.org/10.1002/jcc.21334</w:t>
+        <w:t>, 3891–3898. https://doi.org/10.1021/acs.jcim.1c00203</w:t>
       </w:r>
     </w:p>
     <w:p>
@@ -4006,46 +4006,7 @@
         <w:rPr>
           <w:sz w:val="20"/>
         </w:rPr>
-        <w:t xml:space="preserve">(8) Eberhardt, J.; Santos-Martins, D.; Tillack, A. F.; Forli, S. AutoDock Vina 1.2.0: New Docking Methods, Expanded Force Field, and Python Bindings. </w:t>
-      </w:r>
-      <w:r>
-        <w:rPr>
-          <w:i/>
-          <w:sz w:val="20"/>
-        </w:rPr>
-        <w:t>J. Chem. Inf. Model.</w:t>
-      </w:r>
-      <w:r>
-        <w:rPr>
-          <w:sz w:val="20"/>
-        </w:rPr>
-        <w:t xml:space="preserve"> </w:t>
-      </w:r>
-      <w:r>
-        <w:rPr>
-          <w:b/>
-          <w:sz w:val="20"/>
-        </w:rPr>
-        <w:t>2021</w:t>
-      </w:r>
-      <w:r>
-        <w:rPr>
-          <w:sz w:val="20"/>
-        </w:rPr>
-        <w:t xml:space="preserve">, </w:t>
-      </w:r>
-      <w:r>
-        <w:rPr>
-          <w:i/>
-          <w:sz w:val="20"/>
-        </w:rPr>
-        <w:t>61</w:t>
-      </w:r>
-      <w:r>
-        <w:rPr>
-          <w:sz w:val="20"/>
-        </w:rPr>
-        <w:t>, 3891–3898. https://doi.org/10.1021/acs.jcim.1c00203</w:t>
+        <w:t>(8) OECD. Guidance Document on the Validation of (Quantitative) Structure-Activity Relationship [(Q)SAR] Models; OECD Series on Testing and Assessment, No. 69; OECD Publishing: Paris, 2007.</w:t>
       </w:r>
     </w:p>
     <w:p>
@@ -4057,7 +4018,46 @@
         <w:rPr>
           <w:sz w:val="20"/>
         </w:rPr>
-        <w:t>(9) OECD. Guidance Document on the Validation of (Quantitative) Structure-Activity Relationship [(Q)SAR] Models; OECD Series on Testing and Assessment, No. 69; OECD Publishing: Paris, 2007.</w:t>
+        <w:t xml:space="preserve">(9) Tropsha, A. Best Practices for QSAR Model Development, Validation, and Exploitation. </w:t>
+      </w:r>
+      <w:r>
+        <w:rPr>
+          <w:i/>
+          <w:sz w:val="20"/>
+        </w:rPr>
+        <w:t>Mol. Inf.</w:t>
+      </w:r>
+      <w:r>
+        <w:rPr>
+          <w:sz w:val="20"/>
+        </w:rPr>
+        <w:t xml:space="preserve"> </w:t>
+      </w:r>
+      <w:r>
+        <w:rPr>
+          <w:b/>
+          <w:sz w:val="20"/>
+        </w:rPr>
+        <w:t>2010</w:t>
+      </w:r>
+      <w:r>
+        <w:rPr>
+          <w:sz w:val="20"/>
+        </w:rPr>
+        <w:t xml:space="preserve">, </w:t>
+      </w:r>
+      <w:r>
+        <w:rPr>
+          <w:i/>
+          <w:sz w:val="20"/>
+        </w:rPr>
+        <w:t>29</w:t>
+      </w:r>
+      <w:r>
+        <w:rPr>
+          <w:sz w:val="20"/>
+        </w:rPr>
+        <w:t>, 476–488. https://doi.org/10.1002/minf.201000061</w:t>
       </w:r>
     </w:p>
     <w:p>
@@ -4069,14 +4069,14 @@
         <w:rPr>
           <w:sz w:val="20"/>
         </w:rPr>
-        <w:t xml:space="preserve">(10) Tropsha, A. Best Practices for QSAR Model Development, Validation, and Exploitation. </w:t>
+        <w:t xml:space="preserve">(10) Gramatica, P. Principles of QSAR models validation: internal and external. </w:t>
       </w:r>
       <w:r>
         <w:rPr>
           <w:i/>
           <w:sz w:val="20"/>
         </w:rPr>
-        <w:t>Mol. Inf.</w:t>
+        <w:t>QSAR Comb. Sci.</w:t>
       </w:r>
       <w:r>
         <w:rPr>
@@ -4089,7 +4089,7 @@
           <w:b/>
           <w:sz w:val="20"/>
         </w:rPr>
-        <w:t>2010</w:t>
+        <w:t>2007</w:t>
       </w:r>
       <w:r>
         <w:rPr>
@@ -4102,13 +4102,13 @@
           <w:i/>
           <w:sz w:val="20"/>
         </w:rPr>
-        <w:t>29</w:t>
+        <w:t>26</w:t>
       </w:r>
       <w:r>
         <w:rPr>
           <w:sz w:val="20"/>
         </w:rPr>
-        <w:t>, 476–488. https://doi.org/10.1002/minf.201000061</w:t>
+        <w:t>, 694–701. https://doi.org/10.1002/qsar.200610151</w:t>
       </w:r>
     </w:p>
     <w:p>
@@ -4120,14 +4120,14 @@
         <w:rPr>
           <w:sz w:val="20"/>
         </w:rPr>
-        <w:t xml:space="preserve">(11) Gramatica, P. Principles of QSAR models validation: internal and external. </w:t>
+        <w:t xml:space="preserve">(11) Rücker, C.; Rücker, G.; Meringer, M. y-Randomization and Its Variants in QSPR/QSAR. </w:t>
       </w:r>
       <w:r>
         <w:rPr>
           <w:i/>
           <w:sz w:val="20"/>
         </w:rPr>
-        <w:t>QSAR Comb. Sci.</w:t>
+        <w:t>J. Chem. Inf. Model.</w:t>
       </w:r>
       <w:r>
         <w:rPr>
@@ -4153,13 +4153,13 @@
           <w:i/>
           <w:sz w:val="20"/>
         </w:rPr>
-        <w:t>26</w:t>
+        <w:t>47</w:t>
       </w:r>
       <w:r>
         <w:rPr>
           <w:sz w:val="20"/>
         </w:rPr>
-        <w:t>, 694–701. https://doi.org/10.1002/qsar.200610151</w:t>
+        <w:t>, 2345–2357. https://doi.org/10.1021/ci700157b</w:t>
       </w:r>
     </w:p>
     <w:p>
@@ -4171,14 +4171,14 @@
         <w:rPr>
           <w:sz w:val="20"/>
         </w:rPr>
-        <w:t xml:space="preserve">(12) Rücker, C.; Rücker, G.; Meringer, M. y-Randomization and Its Variants in QSPR/QSAR. </w:t>
+        <w:t xml:space="preserve">(12) Cherkasov, A.; Muratov, E. N.; Fourches, D.; Varnek, A.; Baskin, I. I.; Cronin, M.; Dearden, J.; Gramatica, P.; Martin, Y. C.; Todeschini, R.; Consonni, V.; Kuz’min, V. E.; Cramer, R.; Benigni, R.; Yang, C.; Rathman, J.; Terfloth, L.; Gasteiger, J.; Richard, A.; Tropsha, A. QSAR Modeling: Where Have You Been? Where Are You Going To?. </w:t>
       </w:r>
       <w:r>
         <w:rPr>
           <w:i/>
           <w:sz w:val="20"/>
         </w:rPr>
-        <w:t>J. Chem. Inf. Model.</w:t>
+        <w:t>J. Med. Chem.</w:t>
       </w:r>
       <w:r>
         <w:rPr>
@@ -4191,7 +4191,7 @@
           <w:b/>
           <w:sz w:val="20"/>
         </w:rPr>
-        <w:t>2007</w:t>
+        <w:t>2014</w:t>
       </w:r>
       <w:r>
         <w:rPr>
@@ -4204,13 +4204,13 @@
           <w:i/>
           <w:sz w:val="20"/>
         </w:rPr>
-        <w:t>47</w:t>
+        <w:t>57</w:t>
       </w:r>
       <w:r>
         <w:rPr>
           <w:sz w:val="20"/>
         </w:rPr>
-        <w:t>, 2345–2357. https://doi.org/10.1021/ci700157b</w:t>
+        <w:t>, 4977–5010. https://doi.org/10.1021/jm4004285</w:t>
       </w:r>
     </w:p>
     <w:p>
@@ -4222,14 +4222,14 @@
         <w:rPr>
           <w:sz w:val="20"/>
         </w:rPr>
-        <w:t xml:space="preserve">(13) Cherkasov, A.; Muratov, E. N.; Fourches, D.; Varnek, A.; Baskin, I. I.; Cronin, M.; Dearden, J.; Gramatica, P.; Martin, Y. C.; Todeschini, R.; Consonni, V.; Kuz’min, V. E.; Cramer, R.; Benigni, R.; Yang, C.; Rathman, J.; Terfloth, L.; Gasteiger, J.; Richard, A.; Tropsha, A. QSAR Modeling: Where Have You Been? Where Are You Going To?. </w:t>
+        <w:t xml:space="preserve">(13) Kapoor, S.; Narayanan, A. Leakage and the reproducibility crisis in machine-learning-based science. </w:t>
       </w:r>
       <w:r>
         <w:rPr>
           <w:i/>
           <w:sz w:val="20"/>
         </w:rPr>
-        <w:t>J. Med. Chem.</w:t>
+        <w:t>Patterns</w:t>
       </w:r>
       <w:r>
         <w:rPr>
@@ -4242,7 +4242,7 @@
           <w:b/>
           <w:sz w:val="20"/>
         </w:rPr>
-        <w:t>2014</w:t>
+        <w:t>2023</w:t>
       </w:r>
       <w:r>
         <w:rPr>
@@ -4255,13 +4255,13 @@
           <w:i/>
           <w:sz w:val="20"/>
         </w:rPr>
-        <w:t>57</w:t>
+        <w:t>4</w:t>
       </w:r>
       <w:r>
         <w:rPr>
           <w:sz w:val="20"/>
         </w:rPr>
-        <w:t>, 4977–5010. https://doi.org/10.1021/jm4004285</w:t>
+        <w:t>, 100804. https://doi.org/10.1016/j.patter.2023.100804</w:t>
       </w:r>
     </w:p>
     <w:p>
@@ -4273,14 +4273,14 @@
         <w:rPr>
           <w:sz w:val="20"/>
         </w:rPr>
-        <w:t xml:space="preserve">(14) Kapoor, S.; Narayanan, A. Leakage and the reproducibility crisis in machine-learning-based science. </w:t>
+        <w:t xml:space="preserve">(14) Fourches, D.; Muratov, E.; Tropsha, A. Trust, But Verify: On the Importance of Chemical Structure Curation in Cheminformatics and QSAR Modeling Research. </w:t>
       </w:r>
       <w:r>
         <w:rPr>
           <w:i/>
           <w:sz w:val="20"/>
         </w:rPr>
-        <w:t>Patterns</w:t>
+        <w:t>J. Chem. Inf. Model.</w:t>
       </w:r>
       <w:r>
         <w:rPr>
@@ -4293,7 +4293,7 @@
           <w:b/>
           <w:sz w:val="20"/>
         </w:rPr>
-        <w:t>2023</w:t>
+        <w:t>2010</w:t>
       </w:r>
       <w:r>
         <w:rPr>
@@ -4306,13 +4306,13 @@
           <w:i/>
           <w:sz w:val="20"/>
         </w:rPr>
-        <w:t>4</w:t>
+        <w:t>50</w:t>
       </w:r>
       <w:r>
         <w:rPr>
           <w:sz w:val="20"/>
         </w:rPr>
-        <w:t>, 100804. https://doi.org/10.1016/j.patter.2023.100804</w:t>
+        <w:t>, 1189–1204. https://doi.org/10.1021/ci100176x</w:t>
       </w:r>
     </w:p>
     <w:p>
@@ -4324,7 +4324,7 @@
         <w:rPr>
           <w:sz w:val="20"/>
         </w:rPr>
-        <w:t xml:space="preserve">(15) Fourches, D.; Muratov, E.; Tropsha, A. Trust, But Verify: On the Importance of Chemical Structure Curation in Cheminformatics and QSAR Modeling Research. </w:t>
+        <w:t xml:space="preserve">(15) Fourches, D.; Muratov, E.; Tropsha, A. Trust, but Verify II: A Practical Guide to Chemogenomics Data Curation. </w:t>
       </w:r>
       <w:r>
         <w:rPr>
@@ -4344,7 +4344,7 @@
           <w:b/>
           <w:sz w:val="20"/>
         </w:rPr>
-        <w:t>2010</w:t>
+        <w:t>2016</w:t>
       </w:r>
       <w:r>
         <w:rPr>
@@ -4357,13 +4357,13 @@
           <w:i/>
           <w:sz w:val="20"/>
         </w:rPr>
-        <w:t>50</w:t>
+        <w:t>56</w:t>
       </w:r>
       <w:r>
         <w:rPr>
           <w:sz w:val="20"/>
         </w:rPr>
-        <w:t>, 1189–1204. https://doi.org/10.1021/ci100176x</w:t>
+        <w:t>, 1243–1252. https://doi.org/10.1021/acs.jcim.6b00129</w:t>
       </w:r>
     </w:p>
     <w:p>
@@ -4375,14 +4375,14 @@
         <w:rPr>
           <w:sz w:val="20"/>
         </w:rPr>
-        <w:t xml:space="preserve">(16) Fourches, D.; Muratov, E.; Tropsha, A. Trust, but Verify II: A Practical Guide to Chemogenomics Data Curation. </w:t>
+        <w:t xml:space="preserve">(16) Williams, A. J.; Ekins, S. A quality alert and call for improved curation of public chemistry databases. </w:t>
       </w:r>
       <w:r>
         <w:rPr>
           <w:i/>
           <w:sz w:val="20"/>
         </w:rPr>
-        <w:t>J. Chem. Inf. Model.</w:t>
+        <w:t>Drug Discovery Today</w:t>
       </w:r>
       <w:r>
         <w:rPr>
@@ -4395,7 +4395,7 @@
           <w:b/>
           <w:sz w:val="20"/>
         </w:rPr>
-        <w:t>2016</w:t>
+        <w:t>2011</w:t>
       </w:r>
       <w:r>
         <w:rPr>
@@ -4408,13 +4408,13 @@
           <w:i/>
           <w:sz w:val="20"/>
         </w:rPr>
-        <w:t>56</w:t>
+        <w:t>16</w:t>
       </w:r>
       <w:r>
         <w:rPr>
           <w:sz w:val="20"/>
         </w:rPr>
-        <w:t>, 1243–1252. https://doi.org/10.1021/acs.jcim.6b00129</w:t>
+        <w:t>, 747–750. https://doi.org/10.1016/j.drudis.2011.07.007</w:t>
       </w:r>
     </w:p>
     <w:p>
@@ -4426,14 +4426,14 @@
         <w:rPr>
           <w:sz w:val="20"/>
         </w:rPr>
-        <w:t xml:space="preserve">(17) Williams, A. J.; Ekins, S. A quality alert and call for improved curation of public chemistry databases. </w:t>
+        <w:t xml:space="preserve">(17) Warren, G. L.; Andrews, C. W.; Capelli, A.-M.; Clarke, B.; LaLonde, J.; Lambert, M. H.; Lindvall, M.; Nevins, N.; Semus, S. F.; Senger, S.; Tedesco, G.; Wall, I. D.; Woolven, J. M.; Peishoff, C. E.; Head, M. S. A Critical Assessment of Docking Programs and Scoring Functions. </w:t>
       </w:r>
       <w:r>
         <w:rPr>
           <w:i/>
           <w:sz w:val="20"/>
         </w:rPr>
-        <w:t>Drug Discovery Today</w:t>
+        <w:t>J. Med. Chem.</w:t>
       </w:r>
       <w:r>
         <w:rPr>
@@ -4446,7 +4446,7 @@
           <w:b/>
           <w:sz w:val="20"/>
         </w:rPr>
-        <w:t>2011</w:t>
+        <w:t>2006</w:t>
       </w:r>
       <w:r>
         <w:rPr>
@@ -4459,13 +4459,13 @@
           <w:i/>
           <w:sz w:val="20"/>
         </w:rPr>
-        <w:t>16</w:t>
+        <w:t>49</w:t>
       </w:r>
       <w:r>
         <w:rPr>
           <w:sz w:val="20"/>
         </w:rPr>
-        <w:t>, 747–750. https://doi.org/10.1016/j.drudis.2011.07.007</w:t>
+        <w:t>, 5912–5931. https://doi.org/10.1021/jm050362n</w:t>
       </w:r>
     </w:p>
     <w:p>
@@ -4477,14 +4477,14 @@
         <w:rPr>
           <w:sz w:val="20"/>
         </w:rPr>
-        <w:t xml:space="preserve">(18) Warren, G. L.; Andrews, C. W.; Capelli, A.-M.; Clarke, B.; LaLonde, J.; Lambert, M. H.; Lindvall, M.; Nevins, N.; Semus, S. F.; Senger, S.; Tedesco, G.; Wall, I. D.; Woolven, J. M.; Peishoff, C. E.; Head, M. S. A Critical Assessment of Docking Programs and Scoring Functions. </w:t>
+        <w:t xml:space="preserve">(18) Bender, B. J.; Gahbauer, S.; Luttens, A.; Lyu, J.; Webb, C. M.; Stein, R. M.; Fink, E. A.; Balius, T. E.; Carlsson, J.; Irwin, J. J.; Shoichet, B. K. A practical guide to large-scale docking. </w:t>
       </w:r>
       <w:r>
         <w:rPr>
           <w:i/>
           <w:sz w:val="20"/>
         </w:rPr>
-        <w:t>J. Med. Chem.</w:t>
+        <w:t>Nat. Protoc.</w:t>
       </w:r>
       <w:r>
         <w:rPr>
@@ -4497,7 +4497,7 @@
           <w:b/>
           <w:sz w:val="20"/>
         </w:rPr>
-        <w:t>2006</w:t>
+        <w:t>2021</w:t>
       </w:r>
       <w:r>
         <w:rPr>
@@ -4510,13 +4510,13 @@
           <w:i/>
           <w:sz w:val="20"/>
         </w:rPr>
-        <w:t>49</w:t>
+        <w:t>16</w:t>
       </w:r>
       <w:r>
         <w:rPr>
           <w:sz w:val="20"/>
         </w:rPr>
-        <w:t>, 5912–5931. https://doi.org/10.1021/jm050362n</w:t>
+        <w:t>, 4799–4832. https://doi.org/10.1038/s41596-021-00597-z</w:t>
       </w:r>
     </w:p>
     <w:p>
@@ -4528,14 +4528,14 @@
         <w:rPr>
           <w:sz w:val="20"/>
         </w:rPr>
-        <w:t xml:space="preserve">(19) Bender, B. J.; Gahbauer, S.; Luttens, A.; Lyu, J.; Webb, C. M.; Stein, R. M.; Fink, E. A.; Balius, T. E.; Carlsson, J.; Irwin, J. J.; Shoichet, B. K. A practical guide to large-scale docking. </w:t>
+        <w:t xml:space="preserve">(19) Sieg, J.; Flachsenberg, F.; Rarey, M. In Need of Bias Control: Evaluating Chemical Data for Machine Learning in Structure-Based Virtual Screening. </w:t>
       </w:r>
       <w:r>
         <w:rPr>
           <w:i/>
           <w:sz w:val="20"/>
         </w:rPr>
-        <w:t>Nat. Protoc.</w:t>
+        <w:t>J. Chem. Inf. Model.</w:t>
       </w:r>
       <w:r>
         <w:rPr>
@@ -4548,7 +4548,7 @@
           <w:b/>
           <w:sz w:val="20"/>
         </w:rPr>
-        <w:t>2021</w:t>
+        <w:t>2019</w:t>
       </w:r>
       <w:r>
         <w:rPr>
@@ -4561,13 +4561,13 @@
           <w:i/>
           <w:sz w:val="20"/>
         </w:rPr>
-        <w:t>16</w:t>
+        <w:t>59</w:t>
       </w:r>
       <w:r>
         <w:rPr>
           <w:sz w:val="20"/>
         </w:rPr>
-        <w:t>, 4799–4832. https://doi.org/10.1038/s41596-021-00597-z</w:t>
+        <w:t>, 947–961. https://doi.org/10.1021/acs.jcim.8b00712</w:t>
       </w:r>
     </w:p>
     <w:p>
@@ -4579,46 +4579,7 @@
         <w:rPr>
           <w:sz w:val="20"/>
         </w:rPr>
-        <w:t xml:space="preserve">(20) Sieg, J.; Flachsenberg, F.; Rarey, M. In Need of Bias Control: Evaluating Chemical Data for Machine Learning in Structure-Based Virtual Screening. </w:t>
-      </w:r>
-      <w:r>
-        <w:rPr>
-          <w:i/>
-          <w:sz w:val="20"/>
-        </w:rPr>
-        <w:t>J. Chem. Inf. Model.</w:t>
-      </w:r>
-      <w:r>
-        <w:rPr>
-          <w:sz w:val="20"/>
-        </w:rPr>
-        <w:t xml:space="preserve"> </w:t>
-      </w:r>
-      <w:r>
-        <w:rPr>
-          <w:b/>
-          <w:sz w:val="20"/>
-        </w:rPr>
-        <w:t>2019</w:t>
-      </w:r>
-      <w:r>
-        <w:rPr>
-          <w:sz w:val="20"/>
-        </w:rPr>
-        <w:t xml:space="preserve">, </w:t>
-      </w:r>
-      <w:r>
-        <w:rPr>
-          <w:i/>
-          <w:sz w:val="20"/>
-        </w:rPr>
-        <w:t>59</w:t>
-      </w:r>
-      <w:r>
-        <w:rPr>
-          <w:sz w:val="20"/>
-        </w:rPr>
-        <w:t>, 947–961. https://doi.org/10.1021/acs.jcim.8b00712</w:t>
+        <w:t>(20) Monreal Hernández, A. Atomistic Modeling and QSPR-Guided Screening of 2D Graphitic Carbon Nitride Nanocarriers for KRAS-G12D Inhibitor Loading and Target Engagement, version 2.0.0. Zenodo, 2026. https://doi.org/10.5281/zenodo.22700431</w:t>
       </w:r>
     </w:p>
     <w:p>
@@ -4630,7 +4591,7 @@
         <w:rPr>
           <w:sz w:val="20"/>
         </w:rPr>
-        <w:t>(21) Monreal Hernández, A. Atomistic Modeling and QSPR-Guided Screening of 2D Graphitic Carbon Nitride Nanocarriers for KRAS-G12D Inhibitor Loading and Target Engagement, version 2.0.0. Zenodo, 2026. https://doi.org/10.5281/zenodo.22700431</w:t>
+        <w:t>(21) Monreal Hernández, A. Explainable AI and Quantum-Guided QSAR/QSPR Modeling of Triple-Negative Breast Cancer Therapeutics Loading on 2D Nanomaterials, version 2.0.0. Zenodo, 2026. https://doi.org/10.5281/zenodo.22700597</w:t>
       </w:r>
     </w:p>
     <w:p>
@@ -4642,7 +4603,7 @@
         <w:rPr>
           <w:sz w:val="20"/>
         </w:rPr>
-        <w:t>(22) Monreal Hernández, A. Explainable AI and Quantum-Guided QSAR/QSPR Modeling of Triple-Negative Breast Cancer Therapeutics Loading on 2D Nanomaterials, version 2.0.0. Zenodo, 2026. https://doi.org/10.5281/zenodo.22700597</w:t>
+        <w:t>(22) Monreal Hernández, A. Explainable AI and Quantum Chemical Exploration of 2D Titanium Carbide MXene (Ti3C2Tx) Nanocarriers for Glioblastoma Therapeutics, version 2.0.0. Zenodo, 2026. https://doi.org/10.5281/zenodo.22700227</w:t>
       </w:r>
     </w:p>
     <w:p>
@@ -4654,7 +4615,7 @@
         <w:rPr>
           <w:sz w:val="20"/>
         </w:rPr>
-        <w:t>(23) Monreal Hernández, A. Explainable AI and Quantum Chemical Exploration of 2D Titanium Carbide MXene (Ti3C2Tx) Nanocarriers for Glioblastoma Therapeutics, version 2.0.0. Zenodo, 2026. https://doi.org/10.5281/zenodo.22700227</w:t>
+        <w:t>(23) Monreal Hernández, A. Machine Learning-Driven Nano-QSAR and Quantum Chemical Design of Functionalized 2D Borophene Nanocarriers for Alzheimer's Tau-Targeted Therapeutics, version 2.0.1. Zenodo, 2026. https://doi.org/10.5281/zenodo.22700723</w:t>
       </w:r>
     </w:p>
     <w:p>
@@ -4666,7 +4627,7 @@
         <w:rPr>
           <w:sz w:val="20"/>
         </w:rPr>
-        <w:t>(24) Monreal Hernández, A. Machine Learning-Driven Nano-QSAR and Quantum Chemical Design of Functionalized 2D Borophene Nanocarriers for Alzheimer's Tau-Targeted Therapeutics, version 2.0.1. Zenodo, 2026. https://doi.org/10.5281/zenodo.22700723</w:t>
+        <w:t>(24) Monreal Hernández, A. Don't Fool Yourself When Screening 2D-Nanomaterial Drug Carriers: A Reproducible GFN2-xTB + Docking + Leak-Free QSAR Pipeline, Four Disease Case Studies, and a Cautionary Tale, version 1.0.1. Zenodo, 2026. https://doi.org/10.5281/zenodo.22760388</w:t>
       </w:r>
     </w:p>
     <w:p>
@@ -4678,7 +4639,46 @@
         <w:rPr>
           <w:sz w:val="20"/>
         </w:rPr>
-        <w:t>(25) Monreal Hernández, A. Don't Fool Yourself When Screening 2D-Nanomaterial Drug Carriers: A Reproducible GFN2-xTB + Docking + Leak-Free QSAR Pipeline, Four Disease Case Studies, and a Cautionary Tale, version 1.0.1. Zenodo, 2026. https://doi.org/10.5281/zenodo.22760388</w:t>
+        <w:t xml:space="preserve">(25) Kim, S.; Chen, J.; Cheng, T.; Gindulyte, A.; He, J.; He, S.; Li, Q.; Shoemaker, B. A.; Thiessen, P. A.; Yu, B.; Zaslavsky, L.; Zhang, J.; Bolton, E. E. PubChem in 2021: new data content and improved web interfaces. </w:t>
+      </w:r>
+      <w:r>
+        <w:rPr>
+          <w:i/>
+          <w:sz w:val="20"/>
+        </w:rPr>
+        <w:t>Nucleic Acids Res.</w:t>
+      </w:r>
+      <w:r>
+        <w:rPr>
+          <w:sz w:val="20"/>
+        </w:rPr>
+        <w:t xml:space="preserve"> </w:t>
+      </w:r>
+      <w:r>
+        <w:rPr>
+          <w:b/>
+          <w:sz w:val="20"/>
+        </w:rPr>
+        <w:t>2021</w:t>
+      </w:r>
+      <w:r>
+        <w:rPr>
+          <w:sz w:val="20"/>
+        </w:rPr>
+        <w:t xml:space="preserve">, </w:t>
+      </w:r>
+      <w:r>
+        <w:rPr>
+          <w:i/>
+          <w:sz w:val="20"/>
+        </w:rPr>
+        <w:t>49</w:t>
+      </w:r>
+      <w:r>
+        <w:rPr>
+          <w:sz w:val="20"/>
+        </w:rPr>
+        <w:t>, D1388–D1395. https://doi.org/10.1093/nar/gkaa971</w:t>
       </w:r>
     </w:p>
     <w:p>
@@ -4690,14 +4690,14 @@
         <w:rPr>
           <w:sz w:val="20"/>
         </w:rPr>
-        <w:t xml:space="preserve">(26) Kim, S.; Chen, J.; Cheng, T.; Gindulyte, A.; He, J.; He, S.; Li, Q.; Shoemaker, B. A.; Thiessen, P. A.; Yu, B.; Zaslavsky, L.; Zhang, J.; Bolton, E. E. PubChem in 2021: new data content and improved web interfaces. </w:t>
+        <w:t xml:space="preserve">(26) Grimme, S.; Bannwarth, C.; Shushkov, P. A Robust and Accurate Tight-Binding Quantum Chemical Method for Structures, Vibrational Frequencies, and Noncovalent Interactions of Large Molecular Systems Parametrized for All spd-Block Elements ( Z = 1–86). </w:t>
       </w:r>
       <w:r>
         <w:rPr>
           <w:i/>
           <w:sz w:val="20"/>
         </w:rPr>
-        <w:t>Nucleic Acids Res.</w:t>
+        <w:t>J. Chem. Theory Comput.</w:t>
       </w:r>
       <w:r>
         <w:rPr>
@@ -4710,7 +4710,7 @@
           <w:b/>
           <w:sz w:val="20"/>
         </w:rPr>
-        <w:t>2021</w:t>
+        <w:t>2017</w:t>
       </w:r>
       <w:r>
         <w:rPr>
@@ -4723,13 +4723,13 @@
           <w:i/>
           <w:sz w:val="20"/>
         </w:rPr>
-        <w:t>49</w:t>
+        <w:t>13</w:t>
       </w:r>
       <w:r>
         <w:rPr>
           <w:sz w:val="20"/>
         </w:rPr>
-        <w:t>, D1388–D1395. https://doi.org/10.1093/nar/gkaa971</w:t>
+        <w:t>, 1989–2009. https://doi.org/10.1021/acs.jctc.7b00118</w:t>
       </w:r>
     </w:p>
     <w:p>
@@ -4741,46 +4741,7 @@
         <w:rPr>
           <w:sz w:val="20"/>
         </w:rPr>
-        <w:t xml:space="preserve">(27) Grimme, S.; Bannwarth, C.; Shushkov, P. A Robust and Accurate Tight-Binding Quantum Chemical Method for Structures, Vibrational Frequencies, and Noncovalent Interactions of Large Molecular Systems Parametrized for All spd-Block Elements ( Z = 1–86). </w:t>
-      </w:r>
-      <w:r>
-        <w:rPr>
-          <w:i/>
-          <w:sz w:val="20"/>
-        </w:rPr>
-        <w:t>J. Chem. Theory Comput.</w:t>
-      </w:r>
-      <w:r>
-        <w:rPr>
-          <w:sz w:val="20"/>
-        </w:rPr>
-        <w:t xml:space="preserve"> </w:t>
-      </w:r>
-      <w:r>
-        <w:rPr>
-          <w:b/>
-          <w:sz w:val="20"/>
-        </w:rPr>
-        <w:t>2017</w:t>
-      </w:r>
-      <w:r>
-        <w:rPr>
-          <w:sz w:val="20"/>
-        </w:rPr>
-        <w:t xml:space="preserve">, </w:t>
-      </w:r>
-      <w:r>
-        <w:rPr>
-          <w:i/>
-          <w:sz w:val="20"/>
-        </w:rPr>
-        <w:t>13</w:t>
-      </w:r>
-      <w:r>
-        <w:rPr>
-          <w:sz w:val="20"/>
-        </w:rPr>
-        <w:t>, 1989–2009. https://doi.org/10.1021/acs.jctc.7b00118</w:t>
+        <w:t>(27) RDKit: Open-Source Cheminformatics, version 2024.03. https://www.rdkit.org (accessed 2026-09-26).</w:t>
       </w:r>
     </w:p>
     <w:p>
@@ -4792,7 +4753,7 @@
         <w:rPr>
           <w:sz w:val="20"/>
         </w:rPr>
-        <w:t>(28) RDKit: Open-Source Cheminformatics, version 2024.03. https://www.rdkit.org (accessed 2026-09-26).</w:t>
+        <w:t>(28) Pedregosa, F.; Varoquaux, G.; Gramfort, A.; Michel, V.; Thirion, B.; Grisel, O.; Blondel, M.; Prettenhofer, P.; Weiss, R.; Dubourg, V.; Vanderplas, J.; Passos, A.; Cournapeau, D.; Brucher, M.; Perrot, M.; Duchesnay, E. Scikit-learn: Machine Learning in Python. J. Mach. Learn. Res. 2011, 12, 2825–2830.</w:t>
       </w:r>
     </w:p>
     <w:p>
@@ -4804,7 +4765,46 @@
         <w:rPr>
           <w:sz w:val="20"/>
         </w:rPr>
-        <w:t>(29) Pedregosa, F.; Varoquaux, G.; Gramfort, A.; Michel, V.; Thirion, B.; Grisel, O.; Blondel, M.; Prettenhofer, P.; Weiss, R.; Dubourg, V.; Vanderplas, J.; Passos, A.; Cournapeau, D.; Brucher, M.; Perrot, M.; Duchesnay, E. Scikit-learn: Machine Learning in Python. J. Mach. Learn. Res. 2011, 12, 2825–2830.</w:t>
+        <w:t xml:space="preserve">(29) Giannozzi, P.; Andreussi, O.; Brumme, T.; Bunau, O.; Buongiorno Nardelli, M.; Calandra, M.; Car, R.; Cavazzoni, C.; Ceresoli, D.; Cococcioni, M.; Colonna, N.; Carnimeo, I.; Dal Corso, A.; de Gironcoli, S.; Delugas, P.; DiStasio, R. A.; Ferretti, A.; Floris, A.; Fratesi, G.; Fugallo, G.; Gebauer, R.; Gerstmann, U.; Giustino, F.; Gorni, T.; Jia, J.; Kawamura, M.; Ko, H.-Y.; Kokalj, A.; Küçükbenli, E.; Lazzeri, M.; Marsili, M.; Marzari, N.; Mauri, F.; Nguyen, N. L.; Nguyen, H.-V.; Otero-de-la-Roza, A.; Paulatto, L.; Poncé, S.; Rocca, D.; Sabatini, R.; Santra, B.; Schlipf, M.; Seitsonen, A. P.; Smogunov, A.; Timrov, I.; Thonhauser, T.; Umari, P.; Vast, N.; Wu, X.; Baroni, S. Advanced capabilities for materials modelling with Quantum ESPRESSO. </w:t>
+      </w:r>
+      <w:r>
+        <w:rPr>
+          <w:i/>
+          <w:sz w:val="20"/>
+        </w:rPr>
+        <w:t>J. Phys.: Condens. Matter</w:t>
+      </w:r>
+      <w:r>
+        <w:rPr>
+          <w:sz w:val="20"/>
+        </w:rPr>
+        <w:t xml:space="preserve"> </w:t>
+      </w:r>
+      <w:r>
+        <w:rPr>
+          <w:b/>
+          <w:sz w:val="20"/>
+        </w:rPr>
+        <w:t>2017</w:t>
+      </w:r>
+      <w:r>
+        <w:rPr>
+          <w:sz w:val="20"/>
+        </w:rPr>
+        <w:t xml:space="preserve">, </w:t>
+      </w:r>
+      <w:r>
+        <w:rPr>
+          <w:i/>
+          <w:sz w:val="20"/>
+        </w:rPr>
+        <w:t>29</w:t>
+      </w:r>
+      <w:r>
+        <w:rPr>
+          <w:sz w:val="20"/>
+        </w:rPr>
+        <w:t>, 465901. https://doi.org/10.1088/1361-648x/aa8f79</w:t>
       </w:r>
     </w:p>
     <w:p>
@@ -4816,14 +4816,14 @@
         <w:rPr>
           <w:sz w:val="20"/>
         </w:rPr>
-        <w:t xml:space="preserve">(30) Giannozzi, P.; Andreussi, O.; Brumme, T.; Bunau, O.; Buongiorno Nardelli, M.; Calandra, M.; Car, R.; Cavazzoni, C.; Ceresoli, D.; Cococcioni, M.; Colonna, N.; Carnimeo, I.; Dal Corso, A.; de Gironcoli, S.; Delugas, P.; DiStasio, R. A.; Ferretti, A.; Floris, A.; Fratesi, G.; Fugallo, G.; Gebauer, R.; Gerstmann, U.; Giustino, F.; Gorni, T.; Jia, J.; Kawamura, M.; Ko, H.-Y.; Kokalj, A.; Küçükbenli, E.; Lazzeri, M.; Marsili, M.; Marzari, N.; Mauri, F.; Nguyen, N. L.; Nguyen, H.-V.; Otero-de-la-Roza, A.; Paulatto, L.; Poncé, S.; Rocca, D.; Sabatini, R.; Santra, B.; Schlipf, M.; Seitsonen, A. P.; Smogunov, A.; Timrov, I.; Thonhauser, T.; Umari, P.; Vast, N.; Wu, X.; Baroni, S. Advanced capabilities for materials modelling with Quantum ESPRESSO. </w:t>
+        <w:t xml:space="preserve">(30) Perdew, J. P.; Burke, K.; Ernzerhof, M. Generalized Gradient Approximation Made Simple. </w:t>
       </w:r>
       <w:r>
         <w:rPr>
           <w:i/>
           <w:sz w:val="20"/>
         </w:rPr>
-        <w:t>J. Phys.: Condens. Matter</w:t>
+        <w:t>Phys. Rev. Lett.</w:t>
       </w:r>
       <w:r>
         <w:rPr>
@@ -4836,7 +4836,7 @@
           <w:b/>
           <w:sz w:val="20"/>
         </w:rPr>
-        <w:t>2017</w:t>
+        <w:t>1996</w:t>
       </w:r>
       <w:r>
         <w:rPr>
@@ -4849,13 +4849,13 @@
           <w:i/>
           <w:sz w:val="20"/>
         </w:rPr>
-        <w:t>29</w:t>
+        <w:t>77</w:t>
       </w:r>
       <w:r>
         <w:rPr>
           <w:sz w:val="20"/>
         </w:rPr>
-        <w:t>, 465901. https://doi.org/10.1088/1361-648x/aa8f79</w:t>
+        <w:t>, 3865–3868. https://doi.org/10.1103/physrevlett.77.3865</w:t>
       </w:r>
     </w:p>
     <w:p>
@@ -4867,14 +4867,14 @@
         <w:rPr>
           <w:sz w:val="20"/>
         </w:rPr>
-        <w:t xml:space="preserve">(31) Perdew, J. P.; Burke, K.; Ernzerhof, M. Generalized Gradient Approximation Made Simple. </w:t>
+        <w:t xml:space="preserve">(31) Grimme, S.; Antony, J.; Ehrlich, S.; Krieg, H. A consistent and accurate ab initio parametrization of density functional dispersion correction (DFT-D) for the 94 elements H-Pu. </w:t>
       </w:r>
       <w:r>
         <w:rPr>
           <w:i/>
           <w:sz w:val="20"/>
         </w:rPr>
-        <w:t>Phys. Rev. Lett.</w:t>
+        <w:t>J. Chem. Phys.</w:t>
       </w:r>
       <w:r>
         <w:rPr>
@@ -4887,7 +4887,7 @@
           <w:b/>
           <w:sz w:val="20"/>
         </w:rPr>
-        <w:t>1996</w:t>
+        <w:t>2010</w:t>
       </w:r>
       <w:r>
         <w:rPr>
@@ -4900,13 +4900,13 @@
           <w:i/>
           <w:sz w:val="20"/>
         </w:rPr>
-        <w:t>77</w:t>
+        <w:t>132</w:t>
       </w:r>
       <w:r>
         <w:rPr>
           <w:sz w:val="20"/>
         </w:rPr>
-        <w:t>, 3865–3868. https://doi.org/10.1103/physrevlett.77.3865</w:t>
+        <w:t>, 154104. https://doi.org/10.1063/1.3382344</w:t>
       </w:r>
     </w:p>
     <w:p>
@@ -4918,14 +4918,14 @@
         <w:rPr>
           <w:sz w:val="20"/>
         </w:rPr>
-        <w:t xml:space="preserve">(32) Grimme, S.; Antony, J.; Ehrlich, S.; Krieg, H. A consistent and accurate ab initio parametrization of density functional dispersion correction (DFT-D) for the 94 elements H-Pu. </w:t>
+        <w:t xml:space="preserve">(32) Strout, D. L. Structure and Stability of Boron Nitrides: Isomers of B12N12. </w:t>
       </w:r>
       <w:r>
         <w:rPr>
           <w:i/>
           <w:sz w:val="20"/>
         </w:rPr>
-        <w:t>J. Chem. Phys.</w:t>
+        <w:t>J. Phys. Chem. A</w:t>
       </w:r>
       <w:r>
         <w:rPr>
@@ -4938,7 +4938,7 @@
           <w:b/>
           <w:sz w:val="20"/>
         </w:rPr>
-        <w:t>2010</w:t>
+        <w:t>2000</w:t>
       </w:r>
       <w:r>
         <w:rPr>
@@ -4951,13 +4951,13 @@
           <w:i/>
           <w:sz w:val="20"/>
         </w:rPr>
-        <w:t>132</w:t>
+        <w:t>104</w:t>
       </w:r>
       <w:r>
         <w:rPr>
           <w:sz w:val="20"/>
         </w:rPr>
-        <w:t>, 154104. https://doi.org/10.1063/1.3382344</w:t>
+        <w:t>, 3364–3366. https://doi.org/10.1021/jp994129a</w:t>
       </w:r>
     </w:p>
     <w:p>
@@ -4969,14 +4969,14 @@
         <w:rPr>
           <w:sz w:val="20"/>
         </w:rPr>
-        <w:t xml:space="preserve">(33) Khazaei, M.; Arai, M.; Sasaki, T.; Chung, C.; Venkataramanan, N. S.; Estili, M.; Sakka, Y.; Kawazoe, Y. Novel Electronic and Magnetic Properties of Two‐Dimensional Transition Metal Carbides and Nitrides. </w:t>
+        <w:t xml:space="preserve">(33) Kroke, E.; Schwarz, M.; Horath-Bordon, E.; Kroll, P.; Noll, B.; Norman, A. D. Tri-s-triazine derivatives. Part I. From trichloro-tri-s-triazine to graphitic C3N4 structures. </w:t>
       </w:r>
       <w:r>
         <w:rPr>
           <w:i/>
           <w:sz w:val="20"/>
         </w:rPr>
-        <w:t>Adv. Funct. Mater.</w:t>
+        <w:t>New J. Chem.</w:t>
       </w:r>
       <w:r>
         <w:rPr>
@@ -4989,7 +4989,7 @@
           <w:b/>
           <w:sz w:val="20"/>
         </w:rPr>
-        <w:t>2013</w:t>
+        <w:t>2002</w:t>
       </w:r>
       <w:r>
         <w:rPr>
@@ -5002,13 +5002,13 @@
           <w:i/>
           <w:sz w:val="20"/>
         </w:rPr>
-        <w:t>23</w:t>
+        <w:t>26</w:t>
       </w:r>
       <w:r>
         <w:rPr>
           <w:sz w:val="20"/>
         </w:rPr>
-        <w:t>, 2185–2192. https://doi.org/10.1002/adfm.201202502</w:t>
+        <w:t>, 508–512. https://doi.org/10.1039/b111062b</w:t>
       </w:r>
     </w:p>
     <w:p>
@@ -5020,14 +5020,14 @@
         <w:rPr>
           <w:sz w:val="20"/>
         </w:rPr>
-        <w:t xml:space="preserve">(34) Merz, G. E.; Chalkley, M. J.; Tan, S. K.; Tse, E.; Lee, J.; Prusiner, S. B.; Paras, N. A.; DeGrado, W. F.; Southworth, D. R. Stacked binding of a PET ligand to Alzheimer’s tau paired helical filaments. </w:t>
+        <w:t xml:space="preserve">(34) Feng, B.; Zhang, J.; Zhong, Q.; Li, W.; Li, S.; Li, H.; Cheng, P.; Meng, S.; Chen, L.; Wu, K. Experimental realization of two-dimensional boron sheets. </w:t>
       </w:r>
       <w:r>
         <w:rPr>
           <w:i/>
           <w:sz w:val="20"/>
         </w:rPr>
-        <w:t>Nat. Commun.</w:t>
+        <w:t>Nat. Chem.</w:t>
       </w:r>
       <w:r>
         <w:rPr>
@@ -5040,7 +5040,7 @@
           <w:b/>
           <w:sz w:val="20"/>
         </w:rPr>
-        <w:t>2023</w:t>
+        <w:t>2016</w:t>
       </w:r>
       <w:r>
         <w:rPr>
@@ -5053,13 +5053,13 @@
           <w:i/>
           <w:sz w:val="20"/>
         </w:rPr>
-        <w:t>14</w:t>
+        <w:t>8</w:t>
       </w:r>
       <w:r>
         <w:rPr>
           <w:sz w:val="20"/>
         </w:rPr>
-        <w:t>, 3048. https://doi.org/10.1038/s41467-023-38537-y</w:t>
+        <w:t>, 563–568. https://doi.org/10.1038/nchem.2491</w:t>
       </w:r>
     </w:p>
     <w:p>
@@ -5071,7 +5071,160 @@
         <w:rPr>
           <w:sz w:val="20"/>
         </w:rPr>
-        <w:t xml:space="preserve">(35) Stamos, J.; Sliwkowski, M. X.; Eigenbrot, C. Structure of the Epidermal Growth Factor Receptor Kinase Domain Alone and in Complex with a 4-Anilinoquinazoline Inhibitor. </w:t>
+        <w:t xml:space="preserve">(35) Mannix, A. J.; Zhou, X.-F.; Kiraly, B.; Wood, J. D.; Alducin, D.; Myers, B. D.; Liu, X.; Fisher, B. L.; Santiago, U.; Guest, J. R.; Yacaman, M. J.; Ponce, A.; Oganov, A. R.; Hersam, M. C.; Guisinger, N. P. Synthesis of borophenes: Anisotropic, two-dimensional boron polymorphs. </w:t>
+      </w:r>
+      <w:r>
+        <w:rPr>
+          <w:i/>
+          <w:sz w:val="20"/>
+        </w:rPr>
+        <w:t>Science</w:t>
+      </w:r>
+      <w:r>
+        <w:rPr>
+          <w:sz w:val="20"/>
+        </w:rPr>
+        <w:t xml:space="preserve"> </w:t>
+      </w:r>
+      <w:r>
+        <w:rPr>
+          <w:b/>
+          <w:sz w:val="20"/>
+        </w:rPr>
+        <w:t>2015</w:t>
+      </w:r>
+      <w:r>
+        <w:rPr>
+          <w:sz w:val="20"/>
+        </w:rPr>
+        <w:t xml:space="preserve">, </w:t>
+      </w:r>
+      <w:r>
+        <w:rPr>
+          <w:i/>
+          <w:sz w:val="20"/>
+        </w:rPr>
+        <w:t>350</w:t>
+      </w:r>
+      <w:r>
+        <w:rPr>
+          <w:sz w:val="20"/>
+        </w:rPr>
+        <w:t>, 1513–1516. https://doi.org/10.1126/science.aad1080</w:t>
+      </w:r>
+    </w:p>
+    <w:p>
+      <w:pPr>
+        <w:spacing w:after="60"/>
+        <w:ind w:left="454" w:hanging="454"/>
+      </w:pPr>
+      <w:r>
+        <w:rPr>
+          <w:sz w:val="20"/>
+        </w:rPr>
+        <w:t xml:space="preserve">(36) Khazaei, M.; Arai, M.; Sasaki, T.; Chung, C.; Venkataramanan, N. S.; Estili, M.; Sakka, Y.; Kawazoe, Y. Novel Electronic and Magnetic Properties of Two‐Dimensional Transition Metal Carbides and Nitrides. </w:t>
+      </w:r>
+      <w:r>
+        <w:rPr>
+          <w:i/>
+          <w:sz w:val="20"/>
+        </w:rPr>
+        <w:t>Adv. Funct. Mater.</w:t>
+      </w:r>
+      <w:r>
+        <w:rPr>
+          <w:sz w:val="20"/>
+        </w:rPr>
+        <w:t xml:space="preserve"> </w:t>
+      </w:r>
+      <w:r>
+        <w:rPr>
+          <w:b/>
+          <w:sz w:val="20"/>
+        </w:rPr>
+        <w:t>2013</w:t>
+      </w:r>
+      <w:r>
+        <w:rPr>
+          <w:sz w:val="20"/>
+        </w:rPr>
+        <w:t xml:space="preserve">, </w:t>
+      </w:r>
+      <w:r>
+        <w:rPr>
+          <w:i/>
+          <w:sz w:val="20"/>
+        </w:rPr>
+        <w:t>23</w:t>
+      </w:r>
+      <w:r>
+        <w:rPr>
+          <w:sz w:val="20"/>
+        </w:rPr>
+        <w:t>, 2185–2192. https://doi.org/10.1002/adfm.201202502</w:t>
+      </w:r>
+    </w:p>
+    <w:p>
+      <w:pPr>
+        <w:spacing w:after="60"/>
+        <w:ind w:left="454" w:hanging="454"/>
+      </w:pPr>
+      <w:r>
+        <w:rPr>
+          <w:sz w:val="20"/>
+        </w:rPr>
+        <w:t xml:space="preserve">(37) Merz, G. E.; Chalkley, M. J.; Tan, S. K.; Tse, E.; Lee, J.; Prusiner, S. B.; Paras, N. A.; DeGrado, W. F.; Southworth, D. R. Stacked binding of a PET ligand to Alzheimer’s tau paired helical filaments. </w:t>
+      </w:r>
+      <w:r>
+        <w:rPr>
+          <w:i/>
+          <w:sz w:val="20"/>
+        </w:rPr>
+        <w:t>Nat. Commun.</w:t>
+      </w:r>
+      <w:r>
+        <w:rPr>
+          <w:sz w:val="20"/>
+        </w:rPr>
+        <w:t xml:space="preserve"> </w:t>
+      </w:r>
+      <w:r>
+        <w:rPr>
+          <w:b/>
+          <w:sz w:val="20"/>
+        </w:rPr>
+        <w:t>2023</w:t>
+      </w:r>
+      <w:r>
+        <w:rPr>
+          <w:sz w:val="20"/>
+        </w:rPr>
+        <w:t xml:space="preserve">, </w:t>
+      </w:r>
+      <w:r>
+        <w:rPr>
+          <w:i/>
+          <w:sz w:val="20"/>
+        </w:rPr>
+        <w:t>14</w:t>
+      </w:r>
+      <w:r>
+        <w:rPr>
+          <w:sz w:val="20"/>
+        </w:rPr>
+        <w:t>, 3048. https://doi.org/10.1038/s41467-023-38537-y</w:t>
+      </w:r>
+    </w:p>
+    <w:p>
+      <w:pPr>
+        <w:spacing w:after="60"/>
+        <w:ind w:left="454" w:hanging="454"/>
+      </w:pPr>
+      <w:r>
+        <w:rPr>
+          <w:sz w:val="20"/>
+        </w:rPr>
+        <w:t xml:space="preserve">(38) Stamos, J.; Sliwkowski, M. X.; Eigenbrot, C. Structure of the Epidermal Growth Factor Receptor Kinase Domain Alone and in Complex with a 4-Anilinoquinazoline Inhibitor. </w:t>
       </w:r>
       <w:r>
         <w:rPr>

--- a/manuscript/submission/Manuscript_Audit_JCBC.docx
+++ b/manuscript/submission/Manuscript_Audit_JCBC.docx
@@ -2352,17 +2352,7 @@
       </w:r>
       <w:r>
         <w:rPr/>
-        <w:t xml:space="preserve"> at a = 2.70 Å, 11% below the lattice constant of the material (3.03 Å</w:t>
-      </w:r>
-      <w:r>
-        <w:rPr>
-          <w:vertAlign w:val="superscript"/>
-        </w:rPr>
-        <w:t>36</w:t>
-      </w:r>
-      <w:r>
-        <w:rPr/>
-        <w:t>), with a jump of 31.0 eV per formula unit between neighbouring points; GFN1-xTB failed to converge at 6 of 14 lattice constants and gave unphysical energies at 2 more (Fig. 4a). Finite flakes fared no better: 1 of 18 calculations on neutral flakes converged (Fig. 4b). Both methods were parametrized mainly on molecular data</w:t>
+        <w:t xml:space="preserve"> at a = 2.70 Å, 11% below the PBE-D3 lattice constant of the material (3.02 Å, computed here for the primitive cell with the settings of the case study), with a jump of 31.0 eV per formula unit between neighbouring points; GFN1-xTB failed to converge at 6 of 14 lattice constants and gave unphysical energies at 2 more (Fig. 4a). Finite flakes fared no better: 1 of 18 calculations on neutral flakes converged (Fig. 4b). Both methods were parametrized mainly on molecular data</w:t>
       </w:r>
       <w:r>
         <w:rPr>
@@ -2476,7 +2466,7 @@
         <w:rPr>
           <w:sz w:val="20"/>
         </w:rPr>
-        <w:t>. (a) Energy of a periodic 4×4 slab against the in-plane lattice constant with GFN2-xTB and GFN1-xTB; crosses, failed or unphysical SCF; dotted line, experimental and DFT lattice constant. (b) Calculations on finite flakes attempted and converged, for neutral and charged flakes.</w:t>
+        <w:t>. (a) Energy of a periodic 4×4 slab against the in-plane lattice constant with GFN2-xTB and GFN1-xTB; crosses, failed or unphysical SCF; dotted line, PBE-D3 lattice constant computed for the primitive cell. (b) Calculations on finite flakes attempted and converged, for neutral and charged flakes.</w:t>
       </w:r>
     </w:p>
     <w:p>
@@ -2501,7 +2491,7 @@
         <w:rPr>
           <w:vertAlign w:val="superscript"/>
         </w:rPr>
-        <w:t>37</w:t>
+        <w:t>36</w:t>
       </w:r>
       <w:r>
         <w:rPr/>
@@ -2511,7 +2501,7 @@
         <w:rPr>
           <w:vertAlign w:val="superscript"/>
         </w:rPr>
-        <w:t>38</w:t>
+        <w:t>37</w:t>
       </w:r>
       <w:r>
         <w:rPr/>
@@ -5122,14 +5112,14 @@
         <w:rPr>
           <w:sz w:val="20"/>
         </w:rPr>
-        <w:t xml:space="preserve">(36) Khazaei, M.; Arai, M.; Sasaki, T.; Chung, C.; Venkataramanan, N. S.; Estili, M.; Sakka, Y.; Kawazoe, Y. Novel Electronic and Magnetic Properties of Two‐Dimensional Transition Metal Carbides and Nitrides. </w:t>
+        <w:t xml:space="preserve">(36) Merz, G. E.; Chalkley, M. J.; Tan, S. K.; Tse, E.; Lee, J.; Prusiner, S. B.; Paras, N. A.; DeGrado, W. F.; Southworth, D. R. Stacked binding of a PET ligand to Alzheimer’s tau paired helical filaments. </w:t>
       </w:r>
       <w:r>
         <w:rPr>
           <w:i/>
           <w:sz w:val="20"/>
         </w:rPr>
-        <w:t>Adv. Funct. Mater.</w:t>
+        <w:t>Nat. Commun.</w:t>
       </w:r>
       <w:r>
         <w:rPr>
@@ -5142,7 +5132,7 @@
           <w:b/>
           <w:sz w:val="20"/>
         </w:rPr>
-        <w:t>2013</w:t>
+        <w:t>2023</w:t>
       </w:r>
       <w:r>
         <w:rPr>
@@ -5155,13 +5145,13 @@
           <w:i/>
           <w:sz w:val="20"/>
         </w:rPr>
-        <w:t>23</w:t>
+        <w:t>14</w:t>
       </w:r>
       <w:r>
         <w:rPr>
           <w:sz w:val="20"/>
         </w:rPr>
-        <w:t>, 2185–2192. https://doi.org/10.1002/adfm.201202502</w:t>
+        <w:t>, 3048. https://doi.org/10.1038/s41467-023-38537-y</w:t>
       </w:r>
     </w:p>
     <w:p>
@@ -5173,58 +5163,7 @@
         <w:rPr>
           <w:sz w:val="20"/>
         </w:rPr>
-        <w:t xml:space="preserve">(37) Merz, G. E.; Chalkley, M. J.; Tan, S. K.; Tse, E.; Lee, J.; Prusiner, S. B.; Paras, N. A.; DeGrado, W. F.; Southworth, D. R. Stacked binding of a PET ligand to Alzheimer’s tau paired helical filaments. </w:t>
-      </w:r>
-      <w:r>
-        <w:rPr>
-          <w:i/>
-          <w:sz w:val="20"/>
-        </w:rPr>
-        <w:t>Nat. Commun.</w:t>
-      </w:r>
-      <w:r>
-        <w:rPr>
-          <w:sz w:val="20"/>
-        </w:rPr>
-        <w:t xml:space="preserve"> </w:t>
-      </w:r>
-      <w:r>
-        <w:rPr>
-          <w:b/>
-          <w:sz w:val="20"/>
-        </w:rPr>
-        <w:t>2023</w:t>
-      </w:r>
-      <w:r>
-        <w:rPr>
-          <w:sz w:val="20"/>
-        </w:rPr>
-        <w:t xml:space="preserve">, </w:t>
-      </w:r>
-      <w:r>
-        <w:rPr>
-          <w:i/>
-          <w:sz w:val="20"/>
-        </w:rPr>
-        <w:t>14</w:t>
-      </w:r>
-      <w:r>
-        <w:rPr>
-          <w:sz w:val="20"/>
-        </w:rPr>
-        <w:t>, 3048. https://doi.org/10.1038/s41467-023-38537-y</w:t>
-      </w:r>
-    </w:p>
-    <w:p>
-      <w:pPr>
-        <w:spacing w:after="60"/>
-        <w:ind w:left="454" w:hanging="454"/>
-      </w:pPr>
-      <w:r>
-        <w:rPr>
-          <w:sz w:val="20"/>
-        </w:rPr>
-        <w:t xml:space="preserve">(38) Stamos, J.; Sliwkowski, M. X.; Eigenbrot, C. Structure of the Epidermal Growth Factor Receptor Kinase Domain Alone and in Complex with a 4-Anilinoquinazoline Inhibitor. </w:t>
+        <w:t xml:space="preserve">(37) Stamos, J.; Sliwkowski, M. X.; Eigenbrot, C. Structure of the Epidermal Growth Factor Receptor Kinase Domain Alone and in Complex with a 4-Anilinoquinazoline Inhibitor. </w:t>
       </w:r>
       <w:r>
         <w:rPr>

--- a/manuscript/submission/Manuscript_Audit_JCBC.docx
+++ b/manuscript/submission/Manuscript_Audit_JCBC.docx
@@ -3613,12 +3613,12 @@
       </w:r>
     </w:p>
     <w:p>
-      <w:r>
-        <w:rPr>
-          <w:b/>
-          <w:highlight w:val="yellow"/>
-        </w:rPr>
-        <w:t>[AUTHOR TO COMPLETE BEFORE SUBMISSION: statement on the use of AI tools, as required by the journal.]</w:t>
+      <w:pPr>
+        <w:jc w:val="both"/>
+      </w:pPr>
+      <w:r>
+        <w:rPr/>
+        <w:t>The large language model Claude (Anthropic), used through the Claude Code interface, assisted in writing and debugging the scripts for the calculations, analyses, figures and independent re-checks of the results, in checking the references against Crossref, and in drafting and editing the text. The author designed the study, checked the code, results and text, and takes full responsibility for the content of this article.</w:t>
       </w:r>
     </w:p>
     <w:p>
